--- a/downloads/handouts/Unit 00/Handout 00.04 - Team Norms Contract.docx
+++ b/downloads/handouts/Unit 00/Handout 00.04 - Team Norms Contract.docx
@@ -769,23 +769,51 @@
       </w:r>
     </w:p>
     <w:p>
-      <w:r>
-        <w:br w:type="page"/>
-      </w:r>
-    </w:p>
-    <w:p>
-      <w:r>
-        <w:br w:type="page"/>
-      </w:r>
-    </w:p>
-    <w:p>
-      <w:r>
-        <w:br w:type="page"/>
-      </w:r>
-    </w:p>
-    <w:p>
-      <w:r>
-        <w:br w:type="page"/>
+      <w:pPr>
+        <w:numPr>
+          <w:ilvl w:val="0"/>
+          <w:numId w:val="1002"/>
+        </w:numPr>
+        <w:pStyle w:val="Compact"/>
+      </w:pPr>
+      <w:r>
+        <w:t xml:space="preserve">________________________________________________________________</w:t>
+      </w:r>
+    </w:p>
+    <w:p>
+      <w:pPr>
+        <w:numPr>
+          <w:ilvl w:val="0"/>
+          <w:numId w:val="1002"/>
+        </w:numPr>
+        <w:pStyle w:val="Compact"/>
+      </w:pPr>
+      <w:r>
+        <w:t xml:space="preserve">________________________________________________________________</w:t>
+      </w:r>
+    </w:p>
+    <w:p>
+      <w:pPr>
+        <w:numPr>
+          <w:ilvl w:val="0"/>
+          <w:numId w:val="1002"/>
+        </w:numPr>
+        <w:pStyle w:val="Compact"/>
+      </w:pPr>
+      <w:r>
+        <w:t xml:space="preserve">________________________________________________________________</w:t>
+      </w:r>
+    </w:p>
+    <w:p>
+      <w:pPr>
+        <w:numPr>
+          <w:ilvl w:val="0"/>
+          <w:numId w:val="1002"/>
+        </w:numPr>
+        <w:pStyle w:val="Compact"/>
+      </w:pPr>
+      <w:r>
+        <w:t xml:space="preserve">________________________________________________________________</w:t>
       </w:r>
     </w:p>
     <w:p>

--- a/downloads/handouts/Unit 00/Handout 00.04 - Team Norms Contract.docx
+++ b/downloads/handouts/Unit 00/Handout 00.04 - Team Norms Contract.docx
@@ -560,7 +560,15 @@
           </w:p>
         </w:tc>
         <w:tc>
-          <w:p/>
+          <w:p>
+            <w:pPr>
+              <w:pStyle w:val="Compact"/>
+              <w:jc w:val="left"/>
+            </w:pPr>
+            <w:r>
+              <w:t xml:space="preserve">(circle in the box to the left)</w:t>
+            </w:r>
+          </w:p>
         </w:tc>
       </w:tr>
       <w:tr>
@@ -821,7 +829,7 @@
         <w:pStyle w:val="FirstParagraph"/>
       </w:pPr>
       <w:r>
-        <w:t xml:space="preserve">Grade 6: three norms. Grade 8 stretch: a fifth norm that says what the team does when someone breaks a norm: ________________________________________________</w:t>
+        <w:t xml:space="preserve">Grade 6: three norms. Grade 8 stretch: Write a fifth norm. It says what the team does when someone breaks a norm: ________________________________________________</w:t>
       </w:r>
     </w:p>
     <w:p>
@@ -841,8 +849,19 @@
       </w:r>
     </w:p>
     <w:p>
-      <w:r>
-        <w:br w:type="page"/>
+      <w:pPr>
+        <w:pStyle w:val="BodyText"/>
+      </w:pPr>
+      <w:r>
+        <w:t xml:space="preserve">Member 1: ______________________ Member 2: ______________________</w:t>
+      </w:r>
+    </w:p>
+    <w:p>
+      <w:pPr>
+        <w:pStyle w:val="BodyText"/>
+      </w:pPr>
+      <w:r>
+        <w:t xml:space="preserve">Member 3: ______________________ Member 4: ______________________</w:t>
       </w:r>
     </w:p>
     <w:p>
@@ -890,7 +909,7 @@
     <w:sectPr>
       <w:headerReference w:type="default" r:id="rId9"/>
       <w:pgSz w:w="12240" w:h="15840"/>
-      <w:pgMar w:top="1440" w:bottom="1440" w:left="1440" w:right="1440" w:header="504"/>
+      <w:pgMar w:top="1296" w:bottom="1296" w:left="1296" w:right="1296" w:header="504"/>
     </w:sectPr>
   </w:body>
 </w:document>
